--- a/docs/Barn-to-Bank-Pitch.docx
+++ b/docs/Barn-to-Bank-Pitch.docx
@@ -37,14 +37,14 @@
       <w:r>
         <w:t xml:space="preserve">Live app: </w:t>
       </w:r>
-      <w:hyperlink w:history="1" r:id="rIdwzt8iagugqnykm-lbs2vq">
+      <w:hyperlink w:history="1" r:id="rIds8puv76gar6mb7ygs1-ex">
         <w:r>
           <w:rPr>
             <w:rStyle w:val="Hyperlink"/>
             <w:color w:val="0563C1"/>
             <w:u w:val="single"/>
           </w:rPr>
-          <w:t xml:space="preserve">https://barn-to-bank.vercel.app</w:t>
+          <w:t xml:space="preserve">https://barntobank.com/app</w:t>
         </w:r>
       </w:hyperlink>
     </w:p>
@@ -776,7 +776,7 @@
         <w:spacing w:after="80"/>
       </w:pPr>
       <w:r>
-        <w:t xml:space="preserve">Open https://barn-to-bank.vercel.app</w:t>
+        <w:t xml:space="preserve">Open https://barntobank.com/app and sign in</w:t>
       </w:r>
     </w:p>
     <w:p>
@@ -854,14 +854,14 @@
       <w:r>
         <w:t xml:space="preserve">App URL: </w:t>
       </w:r>
-      <w:hyperlink w:history="1" r:id="rId8dfm0qgcl_mnisrbvr04n">
+      <w:hyperlink w:history="1" r:id="rIdytighwoln_v4tmlypgngd">
         <w:r>
           <w:rPr>
             <w:rStyle w:val="Hyperlink"/>
             <w:color w:val="0563C1"/>
             <w:u w:val="single"/>
           </w:rPr>
-          <w:t xml:space="preserve">https://barn-to-bank.vercel.app</w:t>
+          <w:t xml:space="preserve">https://barntobank.com/app</w:t>
         </w:r>
       </w:hyperlink>
     </w:p>

--- a/docs/Barn-to-Bank-Pitch.docx
+++ b/docs/Barn-to-Bank-Pitch.docx
@@ -37,7 +37,7 @@
       <w:r>
         <w:t xml:space="preserve">Live app: </w:t>
       </w:r>
-      <w:hyperlink w:history="1" r:id="rIds8puv76gar6mb7ygs1-ex">
+      <w:hyperlink w:history="1" r:id="rIdqfzbvrrj8u9w1mejtlns1">
         <w:r>
           <w:rPr>
             <w:rStyle w:val="Hyperlink"/>
@@ -854,7 +854,7 @@
       <w:r>
         <w:t xml:space="preserve">App URL: </w:t>
       </w:r>
-      <w:hyperlink w:history="1" r:id="rIdytighwoln_v4tmlypgngd">
+      <w:hyperlink w:history="1" r:id="rId-oi4n945jnwbvjupd2edm">
         <w:r>
           <w:rPr>
             <w:rStyle w:val="Hyperlink"/>

--- a/docs/Barn-to-Bank-Pitch.docx
+++ b/docs/Barn-to-Bank-Pitch.docx
@@ -37,7 +37,7 @@
       <w:r>
         <w:t xml:space="preserve">Live app: </w:t>
       </w:r>
-      <w:hyperlink w:history="1" r:id="rIdqfzbvrrj8u9w1mejtlns1">
+      <w:hyperlink w:history="1" r:id="rIdulwudaitq6bgompqo4u3v">
         <w:r>
           <w:rPr>
             <w:rStyle w:val="Hyperlink"/>
@@ -854,7 +854,7 @@
       <w:r>
         <w:t xml:space="preserve">App URL: </w:t>
       </w:r>
-      <w:hyperlink w:history="1" r:id="rId-oi4n945jnwbvjupd2edm">
+      <w:hyperlink w:history="1" r:id="rIdpkequezufvwwapcsgg9ku">
         <w:r>
           <w:rPr>
             <w:rStyle w:val="Hyperlink"/>

--- a/docs/Barn-to-Bank-Pitch.docx
+++ b/docs/Barn-to-Bank-Pitch.docx
@@ -37,14 +37,14 @@
       <w:r>
         <w:t xml:space="preserve">Live app: </w:t>
       </w:r>
-      <w:hyperlink w:history="1" r:id="rIdulwudaitq6bgompqo4u3v">
+      <w:hyperlink w:history="1" r:id="rIdmnlti9hi0t_fhpvlpztvg">
         <w:r>
           <w:rPr>
             <w:rStyle w:val="Hyperlink"/>
             <w:color w:val="0563C1"/>
             <w:u w:val="single"/>
           </w:rPr>
-          <w:t xml:space="preserve">https://barntobank.com/app</w:t>
+          <w:t xml:space="preserve">https://barntobanklandgroup.com/app</w:t>
         </w:r>
       </w:hyperlink>
     </w:p>
@@ -776,7 +776,7 @@
         <w:spacing w:after="80"/>
       </w:pPr>
       <w:r>
-        <w:t xml:space="preserve">Open https://barntobank.com/app and sign in</w:t>
+        <w:t xml:space="preserve">Open https://barntobanklandgroup.com/app and sign in</w:t>
       </w:r>
     </w:p>
     <w:p>
@@ -854,14 +854,14 @@
       <w:r>
         <w:t xml:space="preserve">App URL: </w:t>
       </w:r>
-      <w:hyperlink w:history="1" r:id="rIdpkequezufvwwapcsgg9ku">
+      <w:hyperlink w:history="1" r:id="rId2tznvsql9ggw5-9bigbqk">
         <w:r>
           <w:rPr>
             <w:rStyle w:val="Hyperlink"/>
             <w:color w:val="0563C1"/>
             <w:u w:val="single"/>
           </w:rPr>
-          <w:t xml:space="preserve">https://barntobank.com/app</w:t>
+          <w:t xml:space="preserve">https://barntobanklandgroup.com/app</w:t>
         </w:r>
       </w:hyperlink>
     </w:p>
